--- a/ru/wisdom-stories/skins-of-the-lambs.docx
+++ b/ru/wisdom-stories/skins-of-the-lambs.docx
@@ -3,108 +3,161 @@
 <w:document xmlns:wpc="http://schemas.microsoft.com/office/word/2010/wordprocessingCanvas" xmlns:mo="http://schemas.microsoft.com/office/mac/office/2008/main" xmlns:mc="http://schemas.openxmlformats.org/markup-compatibility/2006" xmlns:mv="urn:schemas-microsoft-com:mac:vml" xmlns:o="urn:schemas-microsoft-com:office:office" xmlns:r="http://schemas.openxmlformats.org/officeDocument/2006/relationships" xmlns:m="http://schemas.openxmlformats.org/officeDocument/2006/math" xmlns:v="urn:schemas-microsoft-com:vml" xmlns:wp14="http://schemas.microsoft.com/office/word/2010/wordprocessingDrawing" xmlns:wp="http://schemas.openxmlformats.org/drawingml/2006/wordprocessingDrawing" xmlns:w10="urn:schemas-microsoft-com:office:word" xmlns:w="http://schemas.openxmlformats.org/wordprocessingml/2006/main" xmlns:w14="http://schemas.microsoft.com/office/word/2010/wordml" xmlns:wpg="http://schemas.microsoft.com/office/word/2010/wordprocessingGroup" xmlns:wpi="http://schemas.microsoft.com/office/word/2010/wordprocessingInk" xmlns:wne="http://schemas.microsoft.com/office/word/2006/wordml" xmlns:wps="http://schemas.microsoft.com/office/word/2010/wordprocessingShape" mc:Ignorable="w14 wp14">
   <w:body>
     <w:p>
+      <w:pPr>
+        <w:pStyle w:val="Title"/>
+      </w:pPr>
       <w:r>
         <w:t>Шкуры ягнят</w:t>
       </w:r>
     </w:p>
     <w:p>
+      <w:pPr>
+        <w:spacing w:after="80"/>
+      </w:pPr>
       <w:r>
         <w:t>«Лучше стричь шерсть баранов, чем снимать шкуру с ягнят».</w:t>
       </w:r>
     </w:p>
     <w:p>
+      <w:pPr/>
       <w:r>
         <w:t>Это изречение связано с Азмзаде Асад-пашой, который был губернатором провинции Дамаск в османский период. История такова:</w:t>
       </w:r>
     </w:p>
     <w:p>
+      <w:pPr/>
       <w:r>
         <w:t>Однажды казна Асад-паши опустела, и он был в большом бедственном положении. Его советники посоветовали ему ввести дополнительный налог на ткачей Дамаска, чтобы пополнить казну. Асад-паша, прислушавшись к совету, спросил: «Сколько дохода мы получим, если введем такой налог?»</w:t>
       </w:r>
     </w:p>
     <w:p>
+      <w:pPr>
+        <w:spacing w:after="80"/>
+      </w:pPr>
       <w:r>
-        <w:t>«Мы купим пятьдесят или шестьдесят мешков золота», — сказали они.</w:t>
+        <w:t>«Казна получит пятьдесят-шестьдесят мешков золота», — ответили советники.</w:t>
       </w:r>
     </w:p>
     <w:p>
+      <w:pPr/>
       <w:r>
         <w:t>Асад-паша возразил: «Эти люди и так с трудом сводят концы с концами. Как они заплатят этот налог?» Советники сказали: «Они продадут золото и драгоценности в своих домах, паша», — и попытались его убедить.</w:t>
       </w:r>
     </w:p>
     <w:p>
+      <w:pPr>
+        <w:spacing w:after="80"/>
+      </w:pPr>
       <w:r>
         <w:t>Асад-паша говорит: «Я получу эту сумму лучшим способом».</w:t>
       </w:r>
     </w:p>
     <w:p>
+      <w:pPr>
+        <w:spacing w:after="80"/>
+      </w:pPr>
       <w:r>
         <w:t>Советники молчат.</w:t>
       </w:r>
     </w:p>
     <w:p>
+      <w:pPr/>
       <w:r>
         <w:t>На следующий день паша отправляет муфтию приглашение и предлагает встретиться тайно ночью. Ночью муфтий приходит к паше. Паша говорит:</w:t>
       </w:r>
     </w:p>
     <w:p>
+      <w:pPr/>
       <w:r>
         <w:t>— Муфтий Эффенди! Согласно полученной нами информации, вы в личной жизни поступаете вопреки шариату, тайно употребляя алкоголь дома. Я должен сообщить об этом в Стамбул. Однако я решил предупредить вас заранее.</w:t>
       </w:r>
     </w:p>
     <w:p>
+      <w:pPr/>
       <w:r>
         <w:t>Услышав это, муфтий Эффенди начинает умолять пашу. Чтобы не сообщать в Стамбул, он предлагает ему тысячу меджидий. Паша отказывается. Муфтий предлагает вдвое больше. Паша снова отказывается. В конце концов, они договариваются о шести тысячах меджидий.</w:t>
       </w:r>
     </w:p>
     <w:p>
+      <w:pPr/>
       <w:r>
         <w:t>На следующий день Асад-паша приглашает Гази и говорит ему: «Гази Эффенди, мы узнали из надежных источников, что вы берете взятки и используете свое положение в личных целях».</w:t>
       </w:r>
     </w:p>
     <w:p>
+      <w:pPr/>
       <w:r>
-        <w:t>На этот раз Гази Эффенди начинает умолять пашу. Он, подобно муфтию, торгуется с Асадом-пашой: «О, господин мой, не смещайте меня с должности, иначе я буду опозорен перед народом». Они также соглашаются на шесть тысяч меджидийе-гази.</w:t>
+        <w:t>Гази-эфенди тоже стал умолять пашу не лишать его должности и не позорить перед людьми. После торга он согласился выплатить шесть тысяч меджидий.</w:t>
       </w:r>
     </w:p>
     <w:p>
+      <w:pPr/>
       <w:r>
         <w:t>Затем Асад-паша приглашает на встречу казначея, начальника службы безопасности, купцов и богатых людей по очереди.</w:t>
       </w:r>
     </w:p>
     <w:p>
+      <w:pPr/>
       <w:r>
-        <w:t>В конце этой операции Асад-паша собирает ровно двести мешков меджидийе-золота. Затем он созывает своих советников и спрашивает: «Слышали ли вы, что я обложил налогом жителей Дамаска?» «Нет, не слышали», — отвечают они.</w:t>
+        <w:t>Так паша собрал двести мешков монет. Созвав советников, он спросил: «Слышали ли вы, чтобы я вводил новый налог для жителей Дамаска?» Те ответили: «Нет».</w:t>
       </w:r>
     </w:p>
     <w:p>
+      <w:pPr>
+        <w:spacing w:after="80"/>
+      </w:pPr>
       <w:r>
-        <w:t>Паша говорит: «Несмотря на то, что я не обложил налогом, я собрал не пятьдесят, а двести мешков меджидийе-золота».</w:t>
+        <w:t>«А я пополнил казну не на пятьдесят, а на двести мешков», — сказал паша.</w:t>
       </w:r>
     </w:p>
     <w:p>
+      <w:pPr>
+        <w:spacing w:after="80"/>
+      </w:pPr>
       <w:r>
         <w:t>— Как ты это сделал, паша?</w:t>
       </w:r>
     </w:p>
     <w:p>
+      <w:pPr>
+        <w:keepNext/>
+        <w:spacing w:after="80"/>
+      </w:pPr>
       <w:r>
         <w:t>Паша отвечает: «Лучше стричь шерсть баранов, чем снимать шкуру с ягнят»</w:t>
       </w:r>
     </w:p>
     <w:p>
+      <w:pPr>
+        <w:keepNext/>
+        <w:keepLines/>
+        <w:spacing w:before="160"/>
+      </w:pPr>
       <w:r>
-        <w:t>Мораль: Завладеть несправедливой прибылью богатых гораздо справедливее, чем грабить бедных. Бремя должно лежать на сильных, а не на бедных.</w:t>
+        <w:rPr>
+          <w:b/>
+        </w:rPr>
+        <w:t>Мораль:</w:t>
+      </w:r>
+      <w:r>
+        <w:t xml:space="preserve"> Завладеть несправедливой прибылью богатых гораздо справедливее, чем грабить бедных. Бремя должно лежать на сильных, а не на бедных.</w:t>
       </w:r>
     </w:p>
     <w:p>
+      <w:pPr>
+        <w:spacing w:after="80"/>
+      </w:pPr>
       <w:r>
+        <w:rPr>
+          <w:i/>
+          <w:sz w:val="18"/>
+        </w:rPr>
         <w:t>История взята из открытых источников Интернета.</w:t>
       </w:r>
     </w:p>
     <w:sectPr>
-      <w:pgSz w:w="12240" w:h="15840"/>
-      <w:pgMar w:top="1440" w:right="1800" w:bottom="1440" w:left="1800" w:header="720" w:footer="720" w:gutter="0"/>
+      <w:pgSz w:w="11909" w:h="16834"/>
+      <w:pgMar w:top="1152" w:right="1224" w:bottom="1152" w:left="1224" w:header="720" w:footer="720" w:gutter="0"/>
       <w:cols w:space="720"/>
       <w:docGrid w:linePitch="360"/>
     </w:sectPr>
@@ -475,6 +528,16 @@
     <w:name w:val="Normal"/>
     <w:qFormat/>
     <w:rsid w:val="00FC693F"/>
+    <w:pPr>
+      <w:widowControl/>
+      <w:spacing w:after="120" w:line="269" w:lineRule="auto"/>
+    </w:pPr>
+    <w:rPr>
+      <w:rFonts w:ascii="Arial" w:hAnsi="Arial"/>
+      <w:color w:val="000000"/>
+      <w:sz w:val="22"/>
+      <w:lang w:val="ru-RU"/>
+    </w:rPr>
   </w:style>
   <w:style w:type="paragraph" w:styleId="Header">
     <w:name w:val="header"/>
@@ -817,18 +880,20 @@
     <w:qFormat/>
     <w:rsid w:val="00FC693F"/>
     <w:pPr>
+      <w:keepNext/>
       <w:pBdr>
         <w:bottom w:val="single" w:sz="8" w:space="4" w:color="4F81BD" w:themeColor="accent1"/>
       </w:pBdr>
-      <w:spacing w:after="300" w:line="240" w:lineRule="auto"/>
+      <w:spacing w:after="280" w:line="240" w:lineRule="auto"/>
       <w:contextualSpacing/>
     </w:pPr>
     <w:rPr>
-      <w:rFonts w:asciiTheme="majorHAnsi" w:eastAsiaTheme="majorEastAsia" w:hAnsiTheme="majorHAnsi" w:cstheme="majorBidi"/>
-      <w:color w:val="17365D" w:themeColor="text2" w:themeShade="BF"/>
+      <w:rFonts w:asciiTheme="majorHAnsi" w:eastAsiaTheme="majorEastAsia" w:hAnsiTheme="majorHAnsi" w:cstheme="majorBidi" w:ascii="Arial" w:hAnsi="Arial"/>
+      <w:b/>
+      <w:color w:val="000000"/>
       <w:spacing w:val="5"/>
       <w:kern w:val="28"/>
-      <w:sz w:val="52"/>
+      <w:sz w:val="34"/>
       <w:szCs w:val="52"/>
     </w:rPr>
   </w:style>

--- a/ru/wisdom-stories/skins-of-the-lambs.docx
+++ b/ru/wisdom-stories/skins-of-the-lambs.docx
@@ -81,13 +81,13 @@
     <w:p>
       <w:pPr/>
       <w:r>
-        <w:t>На следующий день Асад-паша приглашает Гази и говорит ему: «Гази Эффенди, мы узнали из надежных источников, что вы берете взятки и используете свое положение в личных целях».</w:t>
+        <w:t>На следующий день Асад-паша приглашает кадия и говорит: «Кади-эфенди, мы узнали из надежных источников, что вы берете взятки и используете свое положение в личных целях».</w:t>
       </w:r>
     </w:p>
     <w:p>
       <w:pPr/>
       <w:r>
-        <w:t>Гази-эфенди тоже стал умолять пашу не лишать его должности и не позорить перед людьми. После торга он согласился выплатить шесть тысяч меджидий.</w:t>
+        <w:t>Кади-эфенди тоже стал умолять пашу не лишать его должности, иначе он опозорится перед людьми. После торга он согласился выплатить шесть тысяч меджидий.</w:t>
       </w:r>
     </w:p>
     <w:p>
@@ -99,7 +99,7 @@
     <w:p>
       <w:pPr/>
       <w:r>
-        <w:t>Так паша собрал двести мешков монет. Созвав советников, он спросил: «Слышали ли вы, чтобы я вводил новый налог для жителей Дамаска?» Те ответили: «Нет».</w:t>
+        <w:t>Так паша собрал двести мешков золотых меджидие. Созвав советников, он спросил: «Слышали ли вы, чтобы я вводил новый налог для жителей Дамаска?» Те ответили: «Нет».</w:t>
       </w:r>
     </w:p>
     <w:p>
@@ -107,7 +107,7 @@
         <w:spacing w:after="80"/>
       </w:pPr>
       <w:r>
-        <w:t>«А я пополнил казну не на пятьдесят, а на двести мешков», — сказал паша.</w:t>
+        <w:t>«Хотя налога я не вводил, я собрал не пятьдесят, а двести мешков золотых меджидие», — сказал паша.</w:t>
       </w:r>
     </w:p>
     <w:p>
@@ -124,7 +124,7 @@
         <w:spacing w:after="80"/>
       </w:pPr>
       <w:r>
-        <w:t>Паша отвечает: «Лучше стричь шерсть баранов, чем снимать шкуру с ягнят»</w:t>
+        <w:t>Паша отвечает: «Лучше стричь шерсть баранов, чем снимать шкуру с ягнят».</w:t>
       </w:r>
     </w:p>
     <w:p>
@@ -137,11 +137,9 @@
         <w:rPr>
           <w:b/>
         </w:rPr>
-        <w:t>Мораль:</w:t>
+        <w:t>Мораль: Завладеть несправедливой прибылью богатых гораздо справедливее, чем грабить бедных. Бремя должно лежать на сильных, а не на бедных.</w:t>
       </w:r>
-      <w:r>
-        <w:t xml:space="preserve"> Завладеть несправедливой прибылью богатых гораздо справедливее, чем грабить бедных. Бремя должно лежать на сильных, а не на бедных.</w:t>
-      </w:r>
+      <w:r/>
     </w:p>
     <w:p>
       <w:pPr>
@@ -152,7 +150,7 @@
           <w:i/>
           <w:sz w:val="18"/>
         </w:rPr>
-        <w:t>История взята из открытых источников Интернета.</w:t>
+        <w:t>Рассказы взяты из открытых интернет-источников, а иллюстрации созданы с помощью ИИ.</w:t>
       </w:r>
     </w:p>
     <w:sectPr>
